--- a/specifications/TMFC062-ResourceConfigurationandActivation/Diagrams/TMFC062_Resource_Configuration_and_Activation.docx
+++ b/specifications/TMFC062-ResourceConfigurationandActivation/Diagrams/TMFC062_Resource_Configuration_and_Activation.docx
@@ -210,290 +210,6 @@
         <w:t>eTOM Processes, SID Data Entities and Functional Framework Functions</w:t>
       </w:r>
     </w:p>
-    <w:p>
-      <w:pPr>
-        <w:pStyle w:val="Heading2"/>
-      </w:pPr>
-      <w:r>
-        <w:t>eTOM business activities</w:t>
-      </w:r>
-    </w:p>
-    <w:p>
-      <w:r>
-        <w:t>eTOM business activities this ODA Component is responsible for:</w:t>
-      </w:r>
-    </w:p>
-    <w:tbl>
-      <w:tblPr>
-        <w:tblStyle w:val="ScrollTableNormal"/>
-        <w:tblW w:type="auto" w:w="0"/>
-        <w:tblLayout w:type="autofit"/>
-        <w:tblLook w:val="04A0" w:firstRow="1" w:lastRow="0" w:firstColumn="0" w:lastColumn="0" w:noHBand="0" w:noVBand="1"/>
-        <w:tblBorders>
-          <w:top w:val="single" w:sz="4" w:space="0" w:color="999999"/>
-          <w:left w:val="single" w:sz="4" w:space="0" w:color="999999"/>
-          <w:bottom w:val="single" w:sz="4" w:space="0" w:color="999999"/>
-          <w:right w:val="single" w:sz="4" w:space="0" w:color="999999"/>
-          <w:insideH w:val="single" w:sz="4" w:space="0" w:color="999999"/>
-          <w:insideV w:val="single" w:sz="4" w:space="0" w:color="999999"/>
-        </w:tblBorders>
-      </w:tblPr>
-      <w:tblGrid>
-        <w:gridCol w:w="2124"/>
-        <w:gridCol w:w="2124"/>
-        <w:gridCol w:w="2124"/>
-        <w:gridCol w:w="2124"/>
-      </w:tblGrid>
-      <w:tr>
-        <w:trPr>
-          <w:tblHeader/>
-        </w:trPr>
-        <w:tc>
-          <w:tcPr>
-            <w:tcW w:type="dxa" w:w="1498"/>
-          </w:tcPr>
-          <w:p>
-            <w:r/>
-            <w:r>
-              <w:rPr>
-                <w:b/>
-              </w:rPr>
-              <w:t>Identifier</w:t>
-            </w:r>
-          </w:p>
-        </w:tc>
-        <w:tc>
-          <w:tcPr>
-            <w:tcW w:type="dxa" w:w="1123"/>
-          </w:tcPr>
-          <w:p>
-            <w:r/>
-            <w:r>
-              <w:rPr>
-                <w:b/>
-              </w:rPr>
-              <w:t>Level</w:t>
-            </w:r>
-          </w:p>
-        </w:tc>
-        <w:tc>
-          <w:tcPr>
-            <w:tcW w:type="dxa" w:w="2902"/>
-          </w:tcPr>
-          <w:p>
-            <w:r/>
-            <w:r>
-              <w:rPr>
-                <w:b/>
-              </w:rPr>
-              <w:t>Business Activity Name</w:t>
-            </w:r>
-          </w:p>
-        </w:tc>
-        <w:tc>
-          <w:tcPr>
-            <w:tcW w:type="dxa" w:w="3838"/>
-          </w:tcPr>
-          <w:p>
-            <w:r/>
-            <w:r>
-              <w:rPr>
-                <w:b/>
-              </w:rPr>
-              <w:t>Description</w:t>
-            </w:r>
-          </w:p>
-        </w:tc>
-      </w:tr>
-      <w:tr>
-        <w:tc>
-          <w:tcPr>
-            <w:tcW w:type="dxa" w:w="1498"/>
-          </w:tcPr>
-          <w:p>
-            <w:r/>
-            <w:r>
-              <w:t>1.5.8.2.1</w:t>
-            </w:r>
-          </w:p>
-        </w:tc>
-        <w:tc>
-          <w:tcPr>
-            <w:tcW w:type="dxa" w:w="1123"/>
-          </w:tcPr>
-          <w:p>
-            <w:r/>
-            <w:r>
-              <w:t>L4</w:t>
-            </w:r>
-          </w:p>
-        </w:tc>
-        <w:tc>
-          <w:tcPr>
-            <w:tcW w:type="dxa" w:w="2902"/>
-          </w:tcPr>
-          <w:p>
-            <w:r/>
-            <w:r>
-              <w:t>Verify Resource Configuration</w:t>
-            </w:r>
-          </w:p>
-        </w:tc>
-        <w:tc>
-          <w:tcPr>
-            <w:tcW w:type="dxa" w:w="3838"/>
-          </w:tcPr>
-          <w:p>
-            <w:r/>
-            <w:r>
-              <w:t>This process verifies whether the resource configuration matches the appropriate service features.</w:t>
-            </w:r>
-          </w:p>
-        </w:tc>
-      </w:tr>
-    </w:tbl>
-    <w:p/>
-    <w:p>
-      <w:pPr>
-        <w:pStyle w:val="Heading2"/>
-      </w:pPr>
-      <w:r>
-        <w:t>SID ABEs</w:t>
-      </w:r>
-    </w:p>
-    <w:p>
-      <w:r>
-        <w:t>SID ABEs this ODA Component is responsible for:</w:t>
-      </w:r>
-    </w:p>
-    <w:tbl>
-      <w:tblPr>
-        <w:tblStyle w:val="ScrollTableNormal"/>
-        <w:tblW w:type="auto" w:w="0"/>
-        <w:tblLayout w:type="autofit"/>
-        <w:tblLook w:val="04A0" w:firstRow="1" w:lastRow="0" w:firstColumn="0" w:lastColumn="0" w:noHBand="0" w:noVBand="1"/>
-        <w:tblBorders>
-          <w:top w:val="single" w:sz="4" w:space="0" w:color="999999"/>
-          <w:left w:val="single" w:sz="4" w:space="0" w:color="999999"/>
-          <w:bottom w:val="single" w:sz="4" w:space="0" w:color="999999"/>
-          <w:right w:val="single" w:sz="4" w:space="0" w:color="999999"/>
-          <w:insideH w:val="single" w:sz="4" w:space="0" w:color="999999"/>
-          <w:insideV w:val="single" w:sz="4" w:space="0" w:color="999999"/>
-        </w:tblBorders>
-      </w:tblPr>
-      <w:tblGrid>
-        <w:gridCol w:w="2124"/>
-        <w:gridCol w:w="2124"/>
-        <w:gridCol w:w="2124"/>
-        <w:gridCol w:w="2124"/>
-      </w:tblGrid>
-      <w:tr>
-        <w:trPr>
-          <w:tblHeader/>
-        </w:trPr>
-        <w:tc>
-          <w:tcPr>
-            <w:tcW w:type="dxa" w:w="1872"/>
-          </w:tcPr>
-          <w:p>
-            <w:r/>
-            <w:r>
-              <w:rPr>
-                <w:b/>
-              </w:rPr>
-              <w:t>SID ABE Level 1</w:t>
-            </w:r>
-          </w:p>
-        </w:tc>
-        <w:tc>
-          <w:tcPr>
-            <w:tcW w:type="dxa" w:w="2340"/>
-          </w:tcPr>
-          <w:p>
-            <w:r/>
-            <w:r>
-              <w:rPr>
-                <w:b/>
-              </w:rPr>
-              <w:t>SID ABE Level 2 (or set of BEs)</w:t>
-            </w:r>
-          </w:p>
-        </w:tc>
-        <w:tc>
-          <w:tcPr>
-            <w:tcW w:type="dxa" w:w="2808"/>
-          </w:tcPr>
-          <w:p>
-            <w:r/>
-            <w:r>
-              <w:rPr>
-                <w:b/>
-              </w:rPr>
-              <w:t>SID ABE L1 Definition</w:t>
-            </w:r>
-          </w:p>
-        </w:tc>
-        <w:tc>
-          <w:tcPr>
-            <w:tcW w:type="dxa" w:w="2340"/>
-          </w:tcPr>
-          <w:p>
-            <w:r/>
-            <w:r>
-              <w:rPr>
-                <w:b/>
-              </w:rPr>
-              <w:t>SID ABE L2 Definition</w:t>
-            </w:r>
-          </w:p>
-        </w:tc>
-      </w:tr>
-      <w:tr>
-        <w:tc>
-          <w:tcPr>
-            <w:tcW w:type="dxa" w:w="1872"/>
-          </w:tcPr>
-          <w:p>
-            <w:r/>
-            <w:r>
-              <w:t>Resource Configuration</w:t>
-            </w:r>
-          </w:p>
-        </w:tc>
-        <w:tc>
-          <w:tcPr>
-            <w:tcW w:type="dxa" w:w="2340"/>
-          </w:tcPr>
-          <w:p>
-            <w:r/>
-            <w:r/>
-          </w:p>
-        </w:tc>
-        <w:tc>
-          <w:tcPr>
-            <w:tcW w:type="dxa" w:w="2808"/>
-          </w:tcPr>
-          <w:p>
-            <w:r/>
-            <w:r>
-              <w:t>The Resource Configuration ABE represents the specification of the different possible Resource configurations as well as the Resource Configurations instantiated for a Resource.</w:t>
-            </w:r>
-          </w:p>
-        </w:tc>
-        <w:tc>
-          <w:tcPr>
-            <w:tcW w:type="dxa" w:w="2340"/>
-          </w:tcPr>
-          <w:p>
-            <w:r/>
-            <w:r>
-              <w:t>*(no description available)*</w:t>
-            </w:r>
-          </w:p>
-        </w:tc>
-      </w:tr>
-    </w:tbl>
-    <w:p/>
     <w:p>
       <w:pPr>
         <w:pStyle w:val="Heading2"/>
@@ -551,6 +267,290 @@
         <w:pStyle w:val="Heading2"/>
       </w:pPr>
       <w:r>
+        <w:t>eTOM business activities</w:t>
+      </w:r>
+    </w:p>
+    <w:p>
+      <w:r>
+        <w:t>eTOM business activities this ODA Component is responsible for:</w:t>
+      </w:r>
+    </w:p>
+    <w:tbl>
+      <w:tblPr>
+        <w:tblStyle w:val="ScrollTableNormal"/>
+        <w:tblW w:type="auto" w:w="0"/>
+        <w:tblLayout w:type="autofit"/>
+        <w:tblLook w:val="04A0" w:firstRow="1" w:lastRow="0" w:firstColumn="0" w:lastColumn="0" w:noHBand="0" w:noVBand="1"/>
+        <w:tblBorders>
+          <w:top w:val="single" w:sz="4" w:space="0" w:color="999999"/>
+          <w:left w:val="single" w:sz="4" w:space="0" w:color="999999"/>
+          <w:bottom w:val="single" w:sz="4" w:space="0" w:color="999999"/>
+          <w:right w:val="single" w:sz="4" w:space="0" w:color="999999"/>
+          <w:insideH w:val="single" w:sz="4" w:space="0" w:color="999999"/>
+          <w:insideV w:val="single" w:sz="4" w:space="0" w:color="999999"/>
+        </w:tblBorders>
+      </w:tblPr>
+      <w:tblGrid>
+        <w:gridCol w:w="2124"/>
+        <w:gridCol w:w="2124"/>
+        <w:gridCol w:w="2124"/>
+        <w:gridCol w:w="2124"/>
+      </w:tblGrid>
+      <w:tr>
+        <w:trPr>
+          <w:tblHeader/>
+        </w:trPr>
+        <w:tc>
+          <w:tcPr>
+            <w:tcW w:type="dxa" w:w="1498"/>
+          </w:tcPr>
+          <w:p>
+            <w:r/>
+            <w:r>
+              <w:rPr>
+                <w:b/>
+              </w:rPr>
+              <w:t>Identifier</w:t>
+            </w:r>
+          </w:p>
+        </w:tc>
+        <w:tc>
+          <w:tcPr>
+            <w:tcW w:type="dxa" w:w="1123"/>
+          </w:tcPr>
+          <w:p>
+            <w:r/>
+            <w:r>
+              <w:rPr>
+                <w:b/>
+              </w:rPr>
+              <w:t>Level</w:t>
+            </w:r>
+          </w:p>
+        </w:tc>
+        <w:tc>
+          <w:tcPr>
+            <w:tcW w:type="dxa" w:w="2902"/>
+          </w:tcPr>
+          <w:p>
+            <w:r/>
+            <w:r>
+              <w:rPr>
+                <w:b/>
+              </w:rPr>
+              <w:t>Business Activity Name</w:t>
+            </w:r>
+          </w:p>
+        </w:tc>
+        <w:tc>
+          <w:tcPr>
+            <w:tcW w:type="dxa" w:w="3838"/>
+          </w:tcPr>
+          <w:p>
+            <w:r/>
+            <w:r>
+              <w:rPr>
+                <w:b/>
+              </w:rPr>
+              <w:t>Description</w:t>
+            </w:r>
+          </w:p>
+        </w:tc>
+      </w:tr>
+      <w:tr>
+        <w:tc>
+          <w:tcPr>
+            <w:tcW w:type="dxa" w:w="1498"/>
+          </w:tcPr>
+          <w:p>
+            <w:r/>
+            <w:r>
+              <w:t>1.5.8.2.1</w:t>
+            </w:r>
+          </w:p>
+        </w:tc>
+        <w:tc>
+          <w:tcPr>
+            <w:tcW w:type="dxa" w:w="1123"/>
+          </w:tcPr>
+          <w:p>
+            <w:r/>
+            <w:r>
+              <w:t>L4</w:t>
+            </w:r>
+          </w:p>
+        </w:tc>
+        <w:tc>
+          <w:tcPr>
+            <w:tcW w:type="dxa" w:w="2902"/>
+          </w:tcPr>
+          <w:p>
+            <w:r/>
+            <w:r>
+              <w:t>Verify Resource Configuration</w:t>
+            </w:r>
+          </w:p>
+        </w:tc>
+        <w:tc>
+          <w:tcPr>
+            <w:tcW w:type="dxa" w:w="3838"/>
+          </w:tcPr>
+          <w:p>
+            <w:r/>
+            <w:r>
+              <w:t>This process verifies whether the resource configuration matches the appropriate service features.</w:t>
+            </w:r>
+          </w:p>
+        </w:tc>
+      </w:tr>
+    </w:tbl>
+    <w:p/>
+    <w:p>
+      <w:pPr>
+        <w:pStyle w:val="Heading2"/>
+      </w:pPr>
+      <w:r>
+        <w:t>SID ABEs</w:t>
+      </w:r>
+    </w:p>
+    <w:p>
+      <w:r>
+        <w:t>SID ABEs this ODA Component is responsible for:</w:t>
+      </w:r>
+    </w:p>
+    <w:tbl>
+      <w:tblPr>
+        <w:tblStyle w:val="ScrollTableNormal"/>
+        <w:tblW w:type="auto" w:w="0"/>
+        <w:tblLayout w:type="autofit"/>
+        <w:tblLook w:val="04A0" w:firstRow="1" w:lastRow="0" w:firstColumn="0" w:lastColumn="0" w:noHBand="0" w:noVBand="1"/>
+        <w:tblBorders>
+          <w:top w:val="single" w:sz="4" w:space="0" w:color="999999"/>
+          <w:left w:val="single" w:sz="4" w:space="0" w:color="999999"/>
+          <w:bottom w:val="single" w:sz="4" w:space="0" w:color="999999"/>
+          <w:right w:val="single" w:sz="4" w:space="0" w:color="999999"/>
+          <w:insideH w:val="single" w:sz="4" w:space="0" w:color="999999"/>
+          <w:insideV w:val="single" w:sz="4" w:space="0" w:color="999999"/>
+        </w:tblBorders>
+      </w:tblPr>
+      <w:tblGrid>
+        <w:gridCol w:w="2124"/>
+        <w:gridCol w:w="2124"/>
+        <w:gridCol w:w="2124"/>
+        <w:gridCol w:w="2124"/>
+      </w:tblGrid>
+      <w:tr>
+        <w:trPr>
+          <w:tblHeader/>
+        </w:trPr>
+        <w:tc>
+          <w:tcPr>
+            <w:tcW w:type="dxa" w:w="1966"/>
+          </w:tcPr>
+          <w:p>
+            <w:r/>
+            <w:r>
+              <w:rPr>
+                <w:b/>
+              </w:rPr>
+              <w:t>SID ABE L1</w:t>
+            </w:r>
+          </w:p>
+        </w:tc>
+        <w:tc>
+          <w:tcPr>
+            <w:tcW w:type="dxa" w:w="2902"/>
+          </w:tcPr>
+          <w:p>
+            <w:r/>
+            <w:r>
+              <w:rPr>
+                <w:b/>
+              </w:rPr>
+              <w:t>SID ABE L1 Definition</w:t>
+            </w:r>
+          </w:p>
+        </w:tc>
+        <w:tc>
+          <w:tcPr>
+            <w:tcW w:type="dxa" w:w="2153"/>
+          </w:tcPr>
+          <w:p>
+            <w:r/>
+            <w:r>
+              <w:rPr>
+                <w:b/>
+              </w:rPr>
+              <w:t>SID ABE L2 (or set of BEs)</w:t>
+            </w:r>
+          </w:p>
+        </w:tc>
+        <w:tc>
+          <w:tcPr>
+            <w:tcW w:type="dxa" w:w="2340"/>
+          </w:tcPr>
+          <w:p>
+            <w:r/>
+            <w:r>
+              <w:rPr>
+                <w:b/>
+              </w:rPr>
+              <w:t>SID ABE L2 Definition</w:t>
+            </w:r>
+          </w:p>
+        </w:tc>
+      </w:tr>
+      <w:tr>
+        <w:tc>
+          <w:tcPr>
+            <w:tcW w:type="dxa" w:w="1966"/>
+          </w:tcPr>
+          <w:p>
+            <w:r/>
+            <w:r>
+              <w:t>Resource Configuration</w:t>
+            </w:r>
+          </w:p>
+        </w:tc>
+        <w:tc>
+          <w:tcPr>
+            <w:tcW w:type="dxa" w:w="2902"/>
+          </w:tcPr>
+          <w:p>
+            <w:r/>
+            <w:r>
+              <w:t>The Resource Configuration ABE represents the specification of the different possible Resource configurations as well as the Resource Configurations instantiated for a Resource.</w:t>
+            </w:r>
+          </w:p>
+        </w:tc>
+        <w:tc>
+          <w:tcPr>
+            <w:tcW w:type="dxa" w:w="2153"/>
+          </w:tcPr>
+          <w:p>
+            <w:r/>
+            <w:r/>
+          </w:p>
+        </w:tc>
+        <w:tc>
+          <w:tcPr>
+            <w:tcW w:type="dxa" w:w="2340"/>
+          </w:tcPr>
+          <w:p>
+            <w:r/>
+            <w:r>
+              <w:t>*(no description available)*</w:t>
+            </w:r>
+          </w:p>
+        </w:tc>
+      </w:tr>
+    </w:tbl>
+    <w:p/>
+    <w:p>
+      <w:pPr>
+        <w:pStyle w:val="Heading2"/>
+      </w:pPr>
+      <w:r>
         <w:t>Functional Framework Functions</w:t>
       </w:r>
     </w:p>
@@ -682,7 +682,7 @@
         </w:trPr>
         <w:tc>
           <w:tcPr>
-            <w:tcW w:type="dxa" w:w="1030"/>
+            <w:tcW w:type="dxa" w:w="936"/>
           </w:tcPr>
           <w:p>
             <w:r/>
@@ -696,7 +696,7 @@
         </w:tc>
         <w:tc>
           <w:tcPr>
-            <w:tcW w:type="dxa" w:w="2621"/>
+            <w:tcW w:type="dxa" w:w="2246"/>
           </w:tcPr>
           <w:p>
             <w:r/>
@@ -710,7 +710,7 @@
         </w:tc>
         <w:tc>
           <w:tcPr>
-            <w:tcW w:type="dxa" w:w="1685"/>
+            <w:tcW w:type="dxa" w:w="1498"/>
           </w:tcPr>
           <w:p>
             <w:r/>
@@ -724,7 +724,7 @@
         </w:tc>
         <w:tc>
           <w:tcPr>
-            <w:tcW w:type="dxa" w:w="1310"/>
+            <w:tcW w:type="dxa" w:w="1123"/>
           </w:tcPr>
           <w:p>
             <w:r/>
@@ -738,7 +738,7 @@
         </w:tc>
         <w:tc>
           <w:tcPr>
-            <w:tcW w:type="dxa" w:w="1498"/>
+            <w:tcW w:type="dxa" w:w="1310"/>
           </w:tcPr>
           <w:p>
             <w:r/>
@@ -752,7 +752,7 @@
         </w:tc>
         <w:tc>
           <w:tcPr>
-            <w:tcW w:type="dxa" w:w="1217"/>
+            <w:tcW w:type="dxa" w:w="2246"/>
           </w:tcPr>
           <w:p>
             <w:r/>
@@ -768,7 +768,7 @@
       <w:tr>
         <w:tc>
           <w:tcPr>
-            <w:tcW w:type="dxa" w:w="1030"/>
+            <w:tcW w:type="dxa" w:w="936"/>
           </w:tcPr>
           <w:p>
             <w:r/>
@@ -779,7 +779,7 @@
         </w:tc>
         <w:tc>
           <w:tcPr>
-            <w:tcW w:type="dxa" w:w="2621"/>
+            <w:tcW w:type="dxa" w:w="2246"/>
           </w:tcPr>
           <w:p>
             <w:r/>
@@ -790,7 +790,7 @@
         </w:tc>
         <w:tc>
           <w:tcPr>
-            <w:tcW w:type="dxa" w:w="1685"/>
+            <w:tcW w:type="dxa" w:w="1498"/>
           </w:tcPr>
           <w:p>
             <w:r/>
@@ -801,58 +801,34 @@
         </w:tc>
         <w:tc>
           <w:tcPr>
+            <w:tcW w:type="dxa" w:w="1123"/>
+          </w:tcPr>
+          <w:p>
+            <w:r/>
+            <w:r>
+              <w:t>4</w:t>
+            </w:r>
+          </w:p>
+        </w:tc>
+        <w:tc>
+          <w:tcPr>
             <w:tcW w:type="dxa" w:w="1310"/>
           </w:tcPr>
           <w:p>
             <w:r/>
             <w:r>
-              <w:t>4</w:t>
-            </w:r>
-          </w:p>
-        </w:tc>
-        <w:tc>
-          <w:tcPr>
-            <w:tcW w:type="dxa" w:w="1498"/>
-          </w:tcPr>
-          <w:p>
-            <w:r/>
-            <w:r>
               <w:t>resource</w:t>
             </w:r>
           </w:p>
         </w:tc>
         <w:tc>
           <w:tcPr>
-            <w:tcW w:type="dxa" w:w="1217"/>
-          </w:tcPr>
-          <w:p>
-            <w:r/>
-            <w:r>
-              <w:t>GET</w:t>
-            </w:r>
-            <w:r>
-              <w:br/>
-            </w:r>
-            <w:r>
-              <w:t>GET /id</w:t>
-            </w:r>
-            <w:r>
-              <w:br/>
-            </w:r>
-            <w:r>
-              <w:t>POST /id</w:t>
-            </w:r>
-            <w:r>
-              <w:br/>
-            </w:r>
-            <w:r>
-              <w:t>PATCH</w:t>
-            </w:r>
-            <w:r>
-              <w:br/>
-            </w:r>
-            <w:r>
-              <w:t>DELETE /id</w:t>
+            <w:tcW w:type="dxa" w:w="2246"/>
+          </w:tcPr>
+          <w:p>
+            <w:r/>
+            <w:r>
+              <w:t>GET, GET /id, POST /id, PATCH, DELETE /id</w:t>
             </w:r>
           </w:p>
         </w:tc>
@@ -860,7 +836,7 @@
       <w:tr>
         <w:tc>
           <w:tcPr>
-            <w:tcW w:type="dxa" w:w="1030"/>
+            <w:tcW w:type="dxa" w:w="936"/>
           </w:tcPr>
           <w:p>
             <w:r/>
@@ -871,7 +847,7 @@
         </w:tc>
         <w:tc>
           <w:tcPr>
-            <w:tcW w:type="dxa" w:w="2621"/>
+            <w:tcW w:type="dxa" w:w="2246"/>
           </w:tcPr>
           <w:p>
             <w:r/>
@@ -882,7 +858,7 @@
         </w:tc>
         <w:tc>
           <w:tcPr>
-            <w:tcW w:type="dxa" w:w="1685"/>
+            <w:tcW w:type="dxa" w:w="1498"/>
           </w:tcPr>
           <w:p>
             <w:r/>
@@ -893,39 +869,225 @@
         </w:tc>
         <w:tc>
           <w:tcPr>
+            <w:tcW w:type="dxa" w:w="1123"/>
+          </w:tcPr>
+          <w:p>
+            <w:r/>
+            <w:r>
+              <w:t>4</w:t>
+            </w:r>
+          </w:p>
+        </w:tc>
+        <w:tc>
+          <w:tcPr>
             <w:tcW w:type="dxa" w:w="1310"/>
           </w:tcPr>
           <w:p>
             <w:r/>
             <w:r>
+              <w:t>resourceFunction</w:t>
+            </w:r>
+          </w:p>
+        </w:tc>
+        <w:tc>
+          <w:tcPr>
+            <w:tcW w:type="dxa" w:w="2246"/>
+          </w:tcPr>
+          <w:p>
+            <w:r/>
+            <w:r>
+              <w:t>GET, GET /id, POST, PATCH /id, DELETE /id</w:t>
+            </w:r>
+          </w:p>
+        </w:tc>
+      </w:tr>
+      <w:tr>
+        <w:tc>
+          <w:tcPr>
+            <w:tcW w:type="dxa" w:w="936"/>
+          </w:tcPr>
+          <w:p>
+            <w:r/>
+            <w:r>
+              <w:t>TMF664</w:t>
+            </w:r>
+          </w:p>
+        </w:tc>
+        <w:tc>
+          <w:tcPr>
+            <w:tcW w:type="dxa" w:w="2246"/>
+          </w:tcPr>
+          <w:p>
+            <w:r/>
+            <w:r>
+              <w:t>Resource Function Activation Management API</w:t>
+            </w:r>
+          </w:p>
+        </w:tc>
+        <w:tc>
+          <w:tcPr>
+            <w:tcW w:type="dxa" w:w="1498"/>
+          </w:tcPr>
+          <w:p>
+            <w:r/>
+            <w:r>
+              <w:t>Optional</w:t>
+            </w:r>
+          </w:p>
+        </w:tc>
+        <w:tc>
+          <w:tcPr>
+            <w:tcW w:type="dxa" w:w="1123"/>
+          </w:tcPr>
+          <w:p>
+            <w:r/>
+            <w:r>
               <w:t>4</w:t>
             </w:r>
           </w:p>
         </w:tc>
         <w:tc>
           <w:tcPr>
+            <w:tcW w:type="dxa" w:w="1310"/>
+          </w:tcPr>
+          <w:p>
+            <w:r/>
+            <w:r>
+              <w:t>heal</w:t>
+            </w:r>
+          </w:p>
+        </w:tc>
+        <w:tc>
+          <w:tcPr>
+            <w:tcW w:type="dxa" w:w="2246"/>
+          </w:tcPr>
+          <w:p>
+            <w:r/>
+            <w:r>
+              <w:t>GET, GET /id, POST</w:t>
+            </w:r>
+          </w:p>
+        </w:tc>
+      </w:tr>
+      <w:tr>
+        <w:tc>
+          <w:tcPr>
+            <w:tcW w:type="dxa" w:w="936"/>
+          </w:tcPr>
+          <w:p>
+            <w:r/>
+            <w:r>
+              <w:t>TMF664</w:t>
+            </w:r>
+          </w:p>
+        </w:tc>
+        <w:tc>
+          <w:tcPr>
+            <w:tcW w:type="dxa" w:w="2246"/>
+          </w:tcPr>
+          <w:p>
+            <w:r/>
+            <w:r>
+              <w:t>Resource Function Activation Management API</w:t>
+            </w:r>
+          </w:p>
+        </w:tc>
+        <w:tc>
+          <w:tcPr>
             <w:tcW w:type="dxa" w:w="1498"/>
           </w:tcPr>
           <w:p>
             <w:r/>
             <w:r>
-              <w:t>resourceFunction</w:t>
-            </w:r>
-            <w:r>
-              <w:br/>
-            </w:r>
-            <w:r>
-              <w:t>heal</w:t>
-            </w:r>
-            <w:r>
-              <w:br/>
-            </w:r>
+              <w:t>Optional</w:t>
+            </w:r>
+          </w:p>
+        </w:tc>
+        <w:tc>
+          <w:tcPr>
+            <w:tcW w:type="dxa" w:w="1123"/>
+          </w:tcPr>
+          <w:p>
+            <w:r/>
+            <w:r>
+              <w:t>4</w:t>
+            </w:r>
+          </w:p>
+        </w:tc>
+        <w:tc>
+          <w:tcPr>
+            <w:tcW w:type="dxa" w:w="1310"/>
+          </w:tcPr>
+          <w:p>
+            <w:r/>
             <w:r>
               <w:t>scale</w:t>
             </w:r>
-            <w:r>
-              <w:br/>
-            </w:r>
+          </w:p>
+        </w:tc>
+        <w:tc>
+          <w:tcPr>
+            <w:tcW w:type="dxa" w:w="2246"/>
+          </w:tcPr>
+          <w:p>
+            <w:r/>
+            <w:r>
+              <w:t>GET, GET /id, POST</w:t>
+            </w:r>
+          </w:p>
+        </w:tc>
+      </w:tr>
+      <w:tr>
+        <w:tc>
+          <w:tcPr>
+            <w:tcW w:type="dxa" w:w="936"/>
+          </w:tcPr>
+          <w:p>
+            <w:r/>
+            <w:r>
+              <w:t>TMF664</w:t>
+            </w:r>
+          </w:p>
+        </w:tc>
+        <w:tc>
+          <w:tcPr>
+            <w:tcW w:type="dxa" w:w="2246"/>
+          </w:tcPr>
+          <w:p>
+            <w:r/>
+            <w:r>
+              <w:t>Resource Function Activation Management API</w:t>
+            </w:r>
+          </w:p>
+        </w:tc>
+        <w:tc>
+          <w:tcPr>
+            <w:tcW w:type="dxa" w:w="1498"/>
+          </w:tcPr>
+          <w:p>
+            <w:r/>
+            <w:r>
+              <w:t>Optional</w:t>
+            </w:r>
+          </w:p>
+        </w:tc>
+        <w:tc>
+          <w:tcPr>
+            <w:tcW w:type="dxa" w:w="1123"/>
+          </w:tcPr>
+          <w:p>
+            <w:r/>
+            <w:r>
+              <w:t>4</w:t>
+            </w:r>
+          </w:p>
+        </w:tc>
+        <w:tc>
+          <w:tcPr>
+            <w:tcW w:type="dxa" w:w="1310"/>
+          </w:tcPr>
+          <w:p>
+            <w:r/>
             <w:r>
               <w:t>migrate</w:t>
             </w:r>
@@ -933,36 +1095,12 @@
         </w:tc>
         <w:tc>
           <w:tcPr>
-            <w:tcW w:type="dxa" w:w="1217"/>
-          </w:tcPr>
-          <w:p>
-            <w:r/>
-            <w:r>
-              <w:t>GET</w:t>
-            </w:r>
-            <w:r>
-              <w:br/>
-            </w:r>
-            <w:r>
-              <w:t>GET /id</w:t>
-            </w:r>
-            <w:r>
-              <w:br/>
-            </w:r>
-            <w:r>
-              <w:t>POST</w:t>
-            </w:r>
-            <w:r>
-              <w:br/>
-            </w:r>
-            <w:r>
-              <w:t>PATCH /id</w:t>
-            </w:r>
-            <w:r>
-              <w:br/>
-            </w:r>
-            <w:r>
-              <w:t>DELETE /id</w:t>
+            <w:tcW w:type="dxa" w:w="2246"/>
+          </w:tcPr>
+          <w:p>
+            <w:r/>
+            <w:r>
+              <w:t>GET, GET /id, POST</w:t>
             </w:r>
           </w:p>
         </w:tc>
@@ -1050,7 +1188,7 @@
         </w:trPr>
         <w:tc>
           <w:tcPr>
-            <w:tcW w:type="dxa" w:w="1030"/>
+            <w:tcW w:type="dxa" w:w="936"/>
           </w:tcPr>
           <w:p>
             <w:r/>
@@ -1064,7 +1202,7 @@
         </w:tc>
         <w:tc>
           <w:tcPr>
-            <w:tcW w:type="dxa" w:w="2340"/>
+            <w:tcW w:type="dxa" w:w="1966"/>
           </w:tcPr>
           <w:p>
             <w:r/>
@@ -1078,7 +1216,7 @@
         </w:tc>
         <w:tc>
           <w:tcPr>
-            <w:tcW w:type="dxa" w:w="1310"/>
+            <w:tcW w:type="dxa" w:w="1123"/>
           </w:tcPr>
           <w:p>
             <w:r/>
@@ -1092,7 +1230,7 @@
         </w:tc>
         <w:tc>
           <w:tcPr>
-            <w:tcW w:type="dxa" w:w="1685"/>
+            <w:tcW w:type="dxa" w:w="1498"/>
           </w:tcPr>
           <w:p>
             <w:r/>
@@ -1106,7 +1244,7 @@
         </w:tc>
         <w:tc>
           <w:tcPr>
-            <w:tcW w:type="dxa" w:w="1778"/>
+            <w:tcW w:type="dxa" w:w="1498"/>
           </w:tcPr>
           <w:p>
             <w:r/>
@@ -1120,7 +1258,7 @@
         </w:tc>
         <w:tc>
           <w:tcPr>
-            <w:tcW w:type="dxa" w:w="1217"/>
+            <w:tcW w:type="dxa" w:w="2340"/>
           </w:tcPr>
           <w:p>
             <w:r/>
@@ -1136,7 +1274,7 @@
       <w:tr>
         <w:tc>
           <w:tcPr>
-            <w:tcW w:type="dxa" w:w="1030"/>
+            <w:tcW w:type="dxa" w:w="936"/>
           </w:tcPr>
           <w:p>
             <w:r/>
@@ -1147,62 +1285,56 @@
         </w:tc>
         <w:tc>
           <w:tcPr>
+            <w:tcW w:type="dxa" w:w="1966"/>
+          </w:tcPr>
+          <w:p>
+            <w:r/>
+            <w:r>
+              <w:t>Resource Catalog Management API</w:t>
+            </w:r>
+          </w:p>
+        </w:tc>
+        <w:tc>
+          <w:tcPr>
+            <w:tcW w:type="dxa" w:w="1123"/>
+          </w:tcPr>
+          <w:p>
+            <w:r/>
+            <w:r>
+              <w:t>5</w:t>
+            </w:r>
+          </w:p>
+        </w:tc>
+        <w:tc>
+          <w:tcPr>
+            <w:tcW w:type="dxa" w:w="1498"/>
+          </w:tcPr>
+          <w:p>
+            <w:r/>
+            <w:r>
+              <w:t>Mandatory</w:t>
+            </w:r>
+          </w:p>
+        </w:tc>
+        <w:tc>
+          <w:tcPr>
+            <w:tcW w:type="dxa" w:w="1498"/>
+          </w:tcPr>
+          <w:p>
+            <w:r/>
+            <w:r>
+              <w:t>resourceSpecification</w:t>
+            </w:r>
+          </w:p>
+        </w:tc>
+        <w:tc>
+          <w:tcPr>
             <w:tcW w:type="dxa" w:w="2340"/>
           </w:tcPr>
           <w:p>
             <w:r/>
             <w:r>
-              <w:t>Resource Catalog Management API</w:t>
-            </w:r>
-          </w:p>
-        </w:tc>
-        <w:tc>
-          <w:tcPr>
-            <w:tcW w:type="dxa" w:w="1310"/>
-          </w:tcPr>
-          <w:p>
-            <w:r/>
-            <w:r>
-              <w:t>5</w:t>
-            </w:r>
-          </w:p>
-        </w:tc>
-        <w:tc>
-          <w:tcPr>
-            <w:tcW w:type="dxa" w:w="1685"/>
-          </w:tcPr>
-          <w:p>
-            <w:r/>
-            <w:r>
-              <w:t>Mandatory</w:t>
-            </w:r>
-          </w:p>
-        </w:tc>
-        <w:tc>
-          <w:tcPr>
-            <w:tcW w:type="dxa" w:w="1778"/>
-          </w:tcPr>
-          <w:p>
-            <w:r/>
-            <w:r>
-              <w:t>resourceSpecification</w:t>
-            </w:r>
-          </w:p>
-        </w:tc>
-        <w:tc>
-          <w:tcPr>
-            <w:tcW w:type="dxa" w:w="1217"/>
-          </w:tcPr>
-          <w:p>
-            <w:r/>
-            <w:r>
-              <w:t>GET</w:t>
-            </w:r>
-            <w:r>
-              <w:br/>
-            </w:r>
-            <w:r>
-              <w:t>GET /id</w:t>
+              <w:t>GET, GET /id</w:t>
             </w:r>
           </w:p>
         </w:tc>
@@ -1210,7 +1342,7 @@
       <w:tr>
         <w:tc>
           <w:tcPr>
-            <w:tcW w:type="dxa" w:w="1030"/>
+            <w:tcW w:type="dxa" w:w="936"/>
           </w:tcPr>
           <w:p>
             <w:r/>
@@ -1221,62 +1353,56 @@
         </w:tc>
         <w:tc>
           <w:tcPr>
+            <w:tcW w:type="dxa" w:w="1966"/>
+          </w:tcPr>
+          <w:p>
+            <w:r/>
+            <w:r>
+              <w:t>Resource Catalog Management API</w:t>
+            </w:r>
+          </w:p>
+        </w:tc>
+        <w:tc>
+          <w:tcPr>
+            <w:tcW w:type="dxa" w:w="1123"/>
+          </w:tcPr>
+          <w:p>
+            <w:r/>
+            <w:r>
+              <w:t>4</w:t>
+            </w:r>
+          </w:p>
+        </w:tc>
+        <w:tc>
+          <w:tcPr>
+            <w:tcW w:type="dxa" w:w="1498"/>
+          </w:tcPr>
+          <w:p>
+            <w:r/>
+            <w:r>
+              <w:t>Mandatory</w:t>
+            </w:r>
+          </w:p>
+        </w:tc>
+        <w:tc>
+          <w:tcPr>
+            <w:tcW w:type="dxa" w:w="1498"/>
+          </w:tcPr>
+          <w:p>
+            <w:r/>
+            <w:r>
+              <w:t>resourceSpecification</w:t>
+            </w:r>
+          </w:p>
+        </w:tc>
+        <w:tc>
+          <w:tcPr>
             <w:tcW w:type="dxa" w:w="2340"/>
           </w:tcPr>
           <w:p>
             <w:r/>
             <w:r>
-              <w:t>Resource Catalog Management API</w:t>
-            </w:r>
-          </w:p>
-        </w:tc>
-        <w:tc>
-          <w:tcPr>
-            <w:tcW w:type="dxa" w:w="1310"/>
-          </w:tcPr>
-          <w:p>
-            <w:r/>
-            <w:r>
-              <w:t>4</w:t>
-            </w:r>
-          </w:p>
-        </w:tc>
-        <w:tc>
-          <w:tcPr>
-            <w:tcW w:type="dxa" w:w="1685"/>
-          </w:tcPr>
-          <w:p>
-            <w:r/>
-            <w:r>
-              <w:t>Mandatory</w:t>
-            </w:r>
-          </w:p>
-        </w:tc>
-        <w:tc>
-          <w:tcPr>
-            <w:tcW w:type="dxa" w:w="1778"/>
-          </w:tcPr>
-          <w:p>
-            <w:r/>
-            <w:r>
-              <w:t>resourceSpecification</w:t>
-            </w:r>
-          </w:p>
-        </w:tc>
-        <w:tc>
-          <w:tcPr>
-            <w:tcW w:type="dxa" w:w="1217"/>
-          </w:tcPr>
-          <w:p>
-            <w:r/>
-            <w:r>
-              <w:t>GET</w:t>
-            </w:r>
-            <w:r>
-              <w:br/>
-            </w:r>
-            <w:r>
-              <w:t>GET /id</w:t>
+              <w:t>GET, GET /id</w:t>
             </w:r>
           </w:p>
         </w:tc>
@@ -1284,7 +1410,7 @@
       <w:tr>
         <w:tc>
           <w:tcPr>
-            <w:tcW w:type="dxa" w:w="1030"/>
+            <w:tcW w:type="dxa" w:w="936"/>
           </w:tcPr>
           <w:p>
             <w:r/>
@@ -1295,80 +1421,56 @@
         </w:tc>
         <w:tc>
           <w:tcPr>
+            <w:tcW w:type="dxa" w:w="1966"/>
+          </w:tcPr>
+          <w:p>
+            <w:r/>
+            <w:r>
+              <w:t>Resource Inventory Management API</w:t>
+            </w:r>
+          </w:p>
+        </w:tc>
+        <w:tc>
+          <w:tcPr>
+            <w:tcW w:type="dxa" w:w="1123"/>
+          </w:tcPr>
+          <w:p>
+            <w:r/>
+            <w:r>
+              <w:t>4</w:t>
+            </w:r>
+          </w:p>
+        </w:tc>
+        <w:tc>
+          <w:tcPr>
+            <w:tcW w:type="dxa" w:w="1498"/>
+          </w:tcPr>
+          <w:p>
+            <w:r/>
+            <w:r>
+              <w:t>Mandatory</w:t>
+            </w:r>
+          </w:p>
+        </w:tc>
+        <w:tc>
+          <w:tcPr>
+            <w:tcW w:type="dxa" w:w="1498"/>
+          </w:tcPr>
+          <w:p>
+            <w:r/>
+            <w:r>
+              <w:t>resource</w:t>
+            </w:r>
+          </w:p>
+        </w:tc>
+        <w:tc>
+          <w:tcPr>
             <w:tcW w:type="dxa" w:w="2340"/>
           </w:tcPr>
           <w:p>
             <w:r/>
             <w:r>
-              <w:t>Resource Inventory Management API</w:t>
-            </w:r>
-          </w:p>
-        </w:tc>
-        <w:tc>
-          <w:tcPr>
-            <w:tcW w:type="dxa" w:w="1310"/>
-          </w:tcPr>
-          <w:p>
-            <w:r/>
-            <w:r>
-              <w:t>4</w:t>
-            </w:r>
-          </w:p>
-        </w:tc>
-        <w:tc>
-          <w:tcPr>
-            <w:tcW w:type="dxa" w:w="1685"/>
-          </w:tcPr>
-          <w:p>
-            <w:r/>
-            <w:r>
-              <w:t>Mandatory</w:t>
-            </w:r>
-          </w:p>
-        </w:tc>
-        <w:tc>
-          <w:tcPr>
-            <w:tcW w:type="dxa" w:w="1778"/>
-          </w:tcPr>
-          <w:p>
-            <w:r/>
-            <w:r>
-              <w:t>resource</w:t>
-            </w:r>
-          </w:p>
-        </w:tc>
-        <w:tc>
-          <w:tcPr>
-            <w:tcW w:type="dxa" w:w="1217"/>
-          </w:tcPr>
-          <w:p>
-            <w:r/>
-            <w:r>
-              <w:t>GET</w:t>
-            </w:r>
-            <w:r>
-              <w:br/>
-            </w:r>
-            <w:r>
-              <w:t>GET /id</w:t>
-            </w:r>
-            <w:r>
-              <w:br/>
-            </w:r>
-            <w:r>
-              <w:t>POST</w:t>
-            </w:r>
-            <w:r>
-              <w:br/>
-            </w:r>
-            <w:r>
-              <w:t>PATCH /id</w:t>
-            </w:r>
-            <w:r>
-              <w:br/>
-            </w:r>
-            <w:r>
-              <w:t>DELETE /id</w:t>
+              <w:t>GET, GET /id, POST, PATCH /id, DELETE /id</w:t>
             </w:r>
           </w:p>
         </w:tc>

--- a/specifications/TMFC062-ResourceConfigurationandActivation/Diagrams/TMFC062_Resource_Configuration_and_Activation.docx
+++ b/specifications/TMFC062-ResourceConfigurationandActivation/Diagrams/TMFC062_Resource_Configuration_and_Activation.docx
@@ -155,6 +155,9 @@
         </w:tc>
       </w:tr>
       <w:tr>
+        <w:trPr>
+          <w:cantSplit/>
+        </w:trPr>
         <w:tc>
           <w:tcPr>
             <w:tcW w:type="dxa" w:w="3089"/>
@@ -358,6 +361,9 @@
         </w:tc>
       </w:tr>
       <w:tr>
+        <w:trPr>
+          <w:cantSplit/>
+        </w:trPr>
         <w:tc>
           <w:tcPr>
             <w:tcW w:type="dxa" w:w="1498"/>
@@ -445,7 +451,7 @@
         </w:trPr>
         <w:tc>
           <w:tcPr>
-            <w:tcW w:type="dxa" w:w="1966"/>
+            <w:tcW w:type="dxa" w:w="2153"/>
           </w:tcPr>
           <w:p>
             <w:r/>
@@ -487,7 +493,7 @@
         </w:tc>
         <w:tc>
           <w:tcPr>
-            <w:tcW w:type="dxa" w:w="2340"/>
+            <w:tcW w:type="dxa" w:w="2153"/>
           </w:tcPr>
           <w:p>
             <w:r/>
@@ -501,14 +507,17 @@
         </w:tc>
       </w:tr>
       <w:tr>
-        <w:tc>
-          <w:tcPr>
-            <w:tcW w:type="dxa" w:w="1966"/>
-          </w:tcPr>
-          <w:p>
-            <w:r/>
-            <w:r>
-              <w:t>Resource Configuration</w:t>
+        <w:trPr>
+          <w:cantSplit/>
+        </w:trPr>
+        <w:tc>
+          <w:tcPr>
+            <w:tcW w:type="dxa" w:w="2153"/>
+          </w:tcPr>
+          <w:p>
+            <w:r/>
+            <w:r>
+              <w:t>Resource Configuration ABE</w:t>
             </w:r>
           </w:p>
         </w:tc>
@@ -534,7 +543,7 @@
         </w:tc>
         <w:tc>
           <w:tcPr>
-            <w:tcW w:type="dxa" w:w="2340"/>
+            <w:tcW w:type="dxa" w:w="2153"/>
           </w:tcPr>
           <w:p>
             <w:r/>
@@ -766,6 +775,9 @@
         </w:tc>
       </w:tr>
       <w:tr>
+        <w:trPr>
+          <w:cantSplit/>
+        </w:trPr>
         <w:tc>
           <w:tcPr>
             <w:tcW w:type="dxa" w:w="936"/>
@@ -834,6 +846,9 @@
         </w:tc>
       </w:tr>
       <w:tr>
+        <w:trPr>
+          <w:cantSplit/>
+        </w:trPr>
         <w:tc>
           <w:tcPr>
             <w:tcW w:type="dxa" w:w="936"/>
@@ -902,6 +917,9 @@
         </w:tc>
       </w:tr>
       <w:tr>
+        <w:trPr>
+          <w:cantSplit/>
+        </w:trPr>
         <w:tc>
           <w:tcPr>
             <w:tcW w:type="dxa" w:w="936"/>
@@ -970,6 +988,9 @@
         </w:tc>
       </w:tr>
       <w:tr>
+        <w:trPr>
+          <w:cantSplit/>
+        </w:trPr>
         <w:tc>
           <w:tcPr>
             <w:tcW w:type="dxa" w:w="936"/>
@@ -1038,6 +1059,9 @@
         </w:tc>
       </w:tr>
       <w:tr>
+        <w:trPr>
+          <w:cantSplit/>
+        </w:trPr>
         <w:tc>
           <w:tcPr>
             <w:tcW w:type="dxa" w:w="936"/>
@@ -1272,6 +1296,9 @@
         </w:tc>
       </w:tr>
       <w:tr>
+        <w:trPr>
+          <w:cantSplit/>
+        </w:trPr>
         <w:tc>
           <w:tcPr>
             <w:tcW w:type="dxa" w:w="936"/>
@@ -1340,6 +1367,9 @@
         </w:tc>
       </w:tr>
       <w:tr>
+        <w:trPr>
+          <w:cantSplit/>
+        </w:trPr>
         <w:tc>
           <w:tcPr>
             <w:tcW w:type="dxa" w:w="936"/>
@@ -1408,6 +1438,9 @@
         </w:tc>
       </w:tr>
       <w:tr>
+        <w:trPr>
+          <w:cantSplit/>
+        </w:trPr>
         <w:tc>
           <w:tcPr>
             <w:tcW w:type="dxa" w:w="936"/>
@@ -1610,6 +1643,9 @@
         </w:tc>
       </w:tr>
       <w:tr>
+        <w:trPr>
+          <w:cantSplit/>
+        </w:trPr>
         <w:tc>
           <w:tcPr>
             <w:tcW w:type="dxa" w:w="1217"/>
@@ -1663,6 +1699,9 @@
         </w:tc>
       </w:tr>
       <w:tr>
+        <w:trPr>
+          <w:cantSplit/>
+        </w:trPr>
         <w:tc>
           <w:tcPr>
             <w:tcW w:type="dxa" w:w="1217"/>
@@ -1909,6 +1948,9 @@
         </w:tc>
       </w:tr>
       <w:tr>
+        <w:trPr>
+          <w:cantSplit/>
+        </w:trPr>
         <w:tc>
           <w:tcPr>
             <w:tcW w:type="dxa" w:w="1404"/>
@@ -2083,6 +2125,9 @@
         </w:tc>
       </w:tr>
       <w:tr>
+        <w:trPr>
+          <w:cantSplit/>
+        </w:trPr>
         <w:tc>
           <w:tcPr>
             <w:tcW w:type="dxa" w:w="5990"/>
@@ -2107,6 +2152,9 @@
         </w:tc>
       </w:tr>
       <w:tr>
+        <w:trPr>
+          <w:cantSplit/>
+        </w:trPr>
         <w:tc>
           <w:tcPr>
             <w:tcW w:type="dxa" w:w="5990"/>
@@ -2131,6 +2179,9 @@
         </w:tc>
       </w:tr>
       <w:tr>
+        <w:trPr>
+          <w:cantSplit/>
+        </w:trPr>
         <w:tc>
           <w:tcPr>
             <w:tcW w:type="dxa" w:w="5990"/>
@@ -2295,6 +2346,9 @@
         </w:tc>
       </w:tr>
       <w:tr>
+        <w:trPr>
+          <w:cantSplit/>
+        </w:trPr>
         <w:tc>
           <w:tcPr>
             <w:tcW w:type="dxa" w:w="2246"/>
@@ -2433,6 +2487,9 @@
         </w:tc>
       </w:tr>
       <w:tr>
+        <w:trPr>
+          <w:cantSplit/>
+        </w:trPr>
         <w:tc>
           <w:tcPr>
             <w:tcW w:type="dxa" w:w="2246"/>
@@ -2561,6 +2618,9 @@
         </w:tc>
       </w:tr>
       <w:tr>
+        <w:trPr>
+          <w:cantSplit/>
+        </w:trPr>
         <w:tc>
           <w:tcPr>
             <w:tcW w:type="dxa" w:w="4025"/>
